--- a/docs/docx/surveillance_ar_deepl.docx
+++ b/docs/docx/surveillance_ar_deepl.docx
@@ -12,17 +12,94 @@
     </w:p>
     <w:p>
       <w:r>
-        <w:t xml:space="preserve">اغسل يديك جيدًا بالماء الدافئ والصابون جفف يديك جيدًا لا تستخدم الكحول أو الكريم دلك إصبعك لا توخز الإبهام والسبابة ولا طرف الإصبع اوخز الجانب وليس السبابة أو الإبهام </w:t>
+        <w:t>اغسل يديك جيدًا بالماء الفاتر والصابون</w:t>
       </w:r>
     </w:p>
     <w:p>
       <w:r>
-        <w:t>قم باللف حول الإصبع 🖐 تحذير: قم بتغيير الإبرة في كل مرة، استخدمها مرة واحدة فقط 6 مرات في اليوم - في الصباح على معدة فارغة</w:t>
+        <w:t>جفف يديك جيدًا</w:t>
       </w:r>
     </w:p>
     <w:p>
       <w:r>
-        <w:t xml:space="preserve">             - بعد ساعتين من بدء وجبة الإفطار - قبل وجبة الغداء - بعد ساعتين من بدء الوجبة - قبل وجبة العشاء - بعد ساعتين من بدء وجبة العشاء النتائج لا تزيد عن 0.95 جم/لتر قبل الوجبات لا تزيد عن 120 بعد ساعتين من الوجبات</w:t>
+        <w:t>لا تستخدم الكحول أو الكريم</w:t>
+      </w:r>
+    </w:p>
+    <w:p/>
+    <w:p>
+      <w:r>
+        <w:t>قم بتدليك إصبعك</w:t>
+      </w:r>
+    </w:p>
+    <w:p>
+      <w:r>
+        <w:t>لا توخز الإبهام والسبابة، ولا على بطن الإصبع</w:t>
+      </w:r>
+    </w:p>
+    <w:p>
+      <w:r>
+        <w:t>توخز الجانب وليس الإبهام أو السبابة</w:t>
+      </w:r>
+    </w:p>
+    <w:p>
+      <w:r>
+        <w:t>تدوير الإبرة حول الإصبع 🖐</w:t>
+      </w:r>
+    </w:p>
+    <w:p>
+      <w:r>
+        <w:t>تنبيه:   تغيير الإبرة  في كل مرة،  استخدام واحد فقط</w:t>
+      </w:r>
+    </w:p>
+    <w:p/>
+    <w:p>
+      <w:r>
+        <w:t>6 قياسات في اليوم</w:t>
+      </w:r>
+    </w:p>
+    <w:p>
+      <w:r>
+        <w:t>-   في الصباح على معدة فارغة</w:t>
+      </w:r>
+    </w:p>
+    <w:p>
+      <w:r>
+        <w:t>-  بعد ساعتين من بدء الإفطار</w:t>
+      </w:r>
+    </w:p>
+    <w:p>
+      <w:r>
+        <w:t>-    قبل وجبة الغداء</w:t>
+      </w:r>
+    </w:p>
+    <w:p>
+      <w:r>
+        <w:t>-    بعد ساعتين من بدء الوجبة</w:t>
+      </w:r>
+    </w:p>
+    <w:p>
+      <w:r>
+        <w:t>-   قبل وجبة العشاء</w:t>
+      </w:r>
+    </w:p>
+    <w:p>
+      <w:r>
+        <w:t>-    بعد ساعتين من بدء وجبة العشاء</w:t>
+      </w:r>
+    </w:p>
+    <w:p>
+      <w:r>
+        <w:t>النتائج</w:t>
+      </w:r>
+    </w:p>
+    <w:p>
+      <w:r>
+        <w:t>لا تزيد عن 0.95 غ/لتر قبل الوجبات</w:t>
+      </w:r>
+    </w:p>
+    <w:p>
+      <w:r>
+        <w:t>لا تزيد عن 120 بعد ساعتين من الوجبات</w:t>
       </w:r>
     </w:p>
     <w:p>
@@ -81,7 +158,7 @@
         <w:pStyle w:val="Heading1"/>
       </w:pPr>
       <w:r>
-        <w:t>Images du document source</w:t>
+        <w:t>صور من المستند الأصلي</w:t>
       </w:r>
     </w:p>
     <w:p>

--- a/docs/docx/surveillance_ar_deepl.docx
+++ b/docs/docx/surveillance_ar_deepl.docx
@@ -12,142 +12,130 @@
     </w:p>
     <w:p>
       <w:r>
-        <w:t>اغسل يديك جيدًا بالماء الفاتر والصابون</w:t>
+        <w:t>قبل البدء :</w:t>
       </w:r>
     </w:p>
     <w:p>
       <w:r>
-        <w:t>جفف يديك جيدًا</w:t>
+        <w:t>يجب غسل اليدين بالماء الفاتر والصابون.</w:t>
       </w:r>
     </w:p>
     <w:p>
       <w:r>
-        <w:t>لا تستخدم الكحول أو الكريم</w:t>
-      </w:r>
-    </w:p>
-    <w:p/>
-    <w:p>
-      <w:r>
-        <w:t>قم بتدليك إصبعك</w:t>
+        <w:t>يجب تجفيف اليدين جيدًا.</w:t>
       </w:r>
     </w:p>
     <w:p>
       <w:r>
-        <w:t>لا توخز الإبهام والسبابة، ولا على بطن الإصبع</w:t>
+        <w:t>انتباه : لا تستخدم الكحول ولا الكريم على يديك</w:t>
       </w:r>
     </w:p>
     <w:p>
       <w:r>
-        <w:t>توخز الجانب وليس الإبهام أو السبابة</w:t>
+        <w:t>كيف يتم وخز الإصبع ؟</w:t>
       </w:r>
     </w:p>
     <w:p>
       <w:r>
-        <w:t>تدوير الإبرة حول الإصبع 🖐</w:t>
+        <w:t>عند أخذ عينة من الدم، يجب تدليك الإصبع الذي ستقوم بوخزه.</w:t>
       </w:r>
     </w:p>
     <w:p>
       <w:r>
-        <w:t>تنبيه:   تغيير الإبرة  في كل مرة،  استخدام واحد فقط</w:t>
-      </w:r>
-    </w:p>
-    <w:p/>
-    <w:p>
-      <w:r>
-        <w:t>6 قياسات في اليوم</w:t>
+        <w:t>أين يتم الوخز ؟</w:t>
       </w:r>
     </w:p>
     <w:p>
       <w:r>
-        <w:t>-   في الصباح على معدة فارغة</w:t>
+        <w:t>لا تقم بوخز الإبهام و</w:t>
       </w:r>
     </w:p>
     <w:p>
       <w:r>
-        <w:t>-  بعد ساعتين من بدء الإفطار</w:t>
+        <w:t>لا تقم بوخز السبابة</w:t>
       </w:r>
     </w:p>
     <w:p>
       <w:r>
-        <w:t>-    قبل وجبة الغداء</w:t>
+        <w:t>لا تقم بوخز طرف الإصبع ولا في وسط الإصبع</w:t>
       </w:r>
     </w:p>
     <w:p>
       <w:r>
-        <w:t>-    بعد ساعتين من بدء الوجبة</w:t>
+        <w:t>يجب الوخز على جانب الإصبع.</w:t>
       </w:r>
     </w:p>
     <w:p>
       <w:r>
-        <w:t>-   قبل وجبة العشاء</w:t>
+        <w:t>يجب تغيير الإصبع ومكان الوخز في كل مرة.</w:t>
       </w:r>
     </w:p>
     <w:p>
       <w:r>
-        <w:t>-    بعد ساعتين من بدء وجبة العشاء</w:t>
+        <w:t>انتباه : استخدم إبرة جديدة في كل مرة تأخذ فيها عينة دم. يجب استعمال الإبرة مرة واحدة فقط.</w:t>
       </w:r>
     </w:p>
     <w:p>
       <w:r>
-        <w:t>النتائج</w:t>
+        <w:t>متى يتم إجراء الفحص ؟</w:t>
       </w:r>
     </w:p>
     <w:p>
       <w:r>
-        <w:t>لا تزيد عن 0.95 غ/لتر قبل الوجبات</w:t>
+        <w:t>يجب إجراء 6 فحوصات في اليوم :</w:t>
       </w:r>
     </w:p>
     <w:p>
       <w:r>
-        <w:t>لا تزيد عن 120 بعد ساعتين من الوجبات</w:t>
+        <w:t>في الصباح : عند الاستيقاظ مباشرة، قبل الأكل أو الشرب.</w:t>
       </w:r>
     </w:p>
     <w:p>
       <w:r>
-        <w:t>رمز QR لمشغل الصوت:</w:t>
+        <w:t>بعد الإفطار : بعد ساعتين من بداية الوجبة.</w:t>
       </w:r>
     </w:p>
     <w:p>
       <w:r>
-        <w:drawing>
-          <wp:inline xmlns:a="http://schemas.openxmlformats.org/drawingml/2006/main" xmlns:pic="http://schemas.openxmlformats.org/drawingml/2006/picture">
-            <wp:extent cx="1371600" cy="1371600"/>
-            <wp:docPr id="1" name="Picture 1"/>
-            <wp:cNvGraphicFramePr>
-              <a:graphicFrameLocks noChangeAspect="1"/>
-            </wp:cNvGraphicFramePr>
-            <a:graphic>
-              <a:graphicData uri="http://schemas.openxmlformats.org/drawingml/2006/picture">
-                <pic:pic>
-                  <pic:nvPicPr>
-                    <pic:cNvPr id="0" name="surveillance_ar_deepl.png"/>
-                    <pic:cNvPicPr/>
-                  </pic:nvPicPr>
-                  <pic:blipFill>
-                    <a:blip r:embed="rId9"/>
-                    <a:stretch>
-                      <a:fillRect/>
-                    </a:stretch>
-                  </pic:blipFill>
-                  <pic:spPr>
-                    <a:xfrm>
-                      <a:off x="0" y="0"/>
-                      <a:ext cx="1371600" cy="1371600"/>
-                    </a:xfrm>
-                    <a:prstGeom prst="rect"/>
-                  </pic:spPr>
-                </pic:pic>
-              </a:graphicData>
-            </a:graphic>
-          </wp:inline>
-        </w:drawing>
+        <w:t>قبل وجبة الغداء.</w:t>
       </w:r>
     </w:p>
     <w:p>
       <w:r>
-        <w:t>رابط مشغل الصوت: https://daryazdr.github.io/Gestion-de-projet-M1-IDL-UGA/player/surveillance_ar_deepl.html</w:t>
+        <w:t>بعد وجبة الغداء : بعد ساعتين من بداية الوجبة.</w:t>
       </w:r>
     </w:p>
+    <w:p>
+      <w:r>
+        <w:t>قبل وجبة العشاء.</w:t>
+      </w:r>
+    </w:p>
+    <w:p>
+      <w:r>
+        <w:t>بعد وجبة العشاء : بعد ساعتين من بداية الوجبة.</w:t>
+      </w:r>
+    </w:p>
+    <w:p>
+      <w:r>
+        <w:t>النتائج:</w:t>
+      </w:r>
+    </w:p>
+    <w:p>
+      <w:r>
+        <w:t>من المهم تسجيل النتائج.</w:t>
+      </w:r>
+    </w:p>
+    <w:p>
+      <w:r>
+        <w:t>قبل الوجبات: يجب أن يكون الرقم أقل من 95 ملغ/ديسيلتر</w:t>
+      </w:r>
+    </w:p>
+    <w:p>
+      <w:r>
+        <w:t>بعد الوجبات بساعتين: يجب أن يكون الرقم أقل من 120 ملغ/ديسيلتر</w:t>
+      </w:r>
+    </w:p>
+    <w:p/>
     <w:p>
       <w:r>
         <w:br w:type="page"/>
@@ -171,7 +159,7 @@
         <w:drawing>
           <wp:inline xmlns:a="http://schemas.openxmlformats.org/drawingml/2006/main" xmlns:pic="http://schemas.openxmlformats.org/drawingml/2006/picture">
             <wp:extent cx="5029200" cy="5401733"/>
-            <wp:docPr id="2" name="Picture 2"/>
+            <wp:docPr id="1" name="Picture 1"/>
             <wp:cNvGraphicFramePr>
               <a:graphicFrameLocks noChangeAspect="1"/>
             </wp:cNvGraphicFramePr>
@@ -183,7 +171,7 @@
                     <pic:cNvPicPr/>
                   </pic:nvPicPr>
                   <pic:blipFill>
-                    <a:blip r:embed="rId10"/>
+                    <a:blip r:embed="rId9"/>
                     <a:stretch>
                       <a:fillRect/>
                     </a:stretch>
